--- a/tillsyn/A 58997-2025 tillsynsbegäran.docx
+++ b/tillsyn/A 58997-2025 tillsynsbegäran.docx
@@ -550,7 +550,7 @@
     <w:r>
       <w:tab/>
       <w:tab/>
-      <w:t>2025-12-20</w:t>
+      <w:t>2025-12-21</w:t>
       <w:br/>
       <w:br/>
     </w:r>

--- a/tillsyn/A 58997-2025 tillsynsbegäran.docx
+++ b/tillsyn/A 58997-2025 tillsynsbegäran.docx
@@ -35,7 +35,7 @@
     </w:p>
     <w:p>
       <w:r>
-        <w:t>I avverkningsanmälan har följande 5 naturvårdsarter hittats: doftticka (VU, §8), knärot (VU, §8), tallticka (NT), brandticka (S) och dropptaggsvamp (S). Av dessa är 3 rödlistade. För rödlistade arter har rödlistekategorin angivits inom parentes. Arter som är signalarter enligt Skogsstyrelsen har markerats med (S). För fridlysta arter anges även paragrafen i Artskyddsförordningen som arten är fridlyst enligt.</w:t>
+        <w:t>I avverkningsanmälan har följande 4 naturvårdsarter hittats: knärot (VU, §8), tallticka (NT), brandticka (S) och dropptaggsvamp (S). Av dessa är 2 rödlistade. För rödlistade arter har rödlistekategorin angivits inom parentes. Arter som är signalarter enligt Skogsstyrelsen har markerats med (S). För fridlysta arter anges även paragrafen i Artskyddsförordningen som arten är fridlyst enligt.</w:t>
       </w:r>
     </w:p>
     <w:p>
@@ -111,18 +111,7 @@
     </w:p>
     <w:p>
       <w:r>
-        <w:t>Följande fridlysta arter har sina livsmiljöer och växtplatser i den avverkningsanmälda skogen: doftticka (VU, §8) och knärot (VU, §8).</w:t>
-      </w:r>
-    </w:p>
-    <w:p>
-      <w:r>
-        <w:rPr>
-          <w:b/>
-        </w:rPr>
-        <w:t>Doftticka (VU, §8)</w:t>
-      </w:r>
-      <w:r>
-        <w:t xml:space="preserve"> är rödlistad som sårbar (VU) och fridlyst enligt 8§ artskyddsförordningen. Den är även globalt rödlistad som Nära hotad (NT) vilket innebär att Sverige har ett internationellt ansvar för arten. Doftticka är beroende av hög och jämn luftfuktighet i gamla, ostörda skogsmiljöer och är känslig för snabba förändringar av ljus-/vindförhållanden eller uttorkning. Dofttickan är placerad i toppen av Skogsstyrelsens värdepyramid för bedömning av skog med höga naturvärden och signalerar alltid gamla sälgar och skogsområden med höga naturvärden. Avverkning av värdträd (främst sälg) utgör det största hotet och när gamla och olikåldriga skogar med sälg avverkas försvinner oftast sälgen. Dofttickan har minskat med ca 30 % under de senaste 30 åren (IUCN Redlist, 2024; Nitare &amp; Skogsstyrelsen, 2019; SLU Artdatabanken, 2024).</w:t>
+        <w:t>Följande fridlysta arter har sina livsmiljöer och växtplatser i den avverkningsanmälda skogen: knärot (VU, §8).</w:t>
       </w:r>
     </w:p>
     <w:p>
@@ -550,7 +539,7 @@
     <w:r>
       <w:tab/>
       <w:tab/>
-      <w:t>2025-12-21</w:t>
+      <w:t>2025-12-22</w:t>
       <w:br/>
       <w:br/>
     </w:r>

--- a/tillsyn/A 58997-2025 tillsynsbegäran.docx
+++ b/tillsyn/A 58997-2025 tillsynsbegäran.docx
@@ -539,7 +539,7 @@
     <w:r>
       <w:tab/>
       <w:tab/>
-      <w:t>2025-12-22</w:t>
+      <w:t>2025-12-26</w:t>
       <w:br/>
       <w:br/>
     </w:r>

--- a/tillsyn/A 58997-2025 tillsynsbegäran.docx
+++ b/tillsyn/A 58997-2025 tillsynsbegäran.docx
@@ -539,7 +539,7 @@
     <w:r>
       <w:tab/>
       <w:tab/>
-      <w:t>2025-12-26</w:t>
+      <w:t>2025-12-28</w:t>
       <w:br/>
       <w:br/>
     </w:r>

--- a/tillsyn/A 58997-2025 tillsynsbegäran.docx
+++ b/tillsyn/A 58997-2025 tillsynsbegäran.docx
@@ -539,7 +539,7 @@
     <w:r>
       <w:tab/>
       <w:tab/>
-      <w:t>2025-12-28</w:t>
+      <w:t>2025-12-29</w:t>
       <w:br/>
       <w:br/>
     </w:r>

--- a/tillsyn/A 58997-2025 tillsynsbegäran.docx
+++ b/tillsyn/A 58997-2025 tillsynsbegäran.docx
@@ -539,7 +539,7 @@
     <w:r>
       <w:tab/>
       <w:tab/>
-      <w:t>2025-12-29</w:t>
+      <w:t>2025-12-30</w:t>
       <w:br/>
       <w:br/>
     </w:r>

--- a/tillsyn/A 58997-2025 tillsynsbegäran.docx
+++ b/tillsyn/A 58997-2025 tillsynsbegäran.docx
@@ -539,7 +539,7 @@
     <w:r>
       <w:tab/>
       <w:tab/>
-      <w:t>2025-12-30</w:t>
+      <w:t>2025-12-31</w:t>
       <w:br/>
       <w:br/>
     </w:r>

--- a/tillsyn/A 58997-2025 tillsynsbegäran.docx
+++ b/tillsyn/A 58997-2025 tillsynsbegäran.docx
@@ -539,7 +539,7 @@
     <w:r>
       <w:tab/>
       <w:tab/>
-      <w:t>2025-12-31</w:t>
+      <w:t>2026-01-03</w:t>
       <w:br/>
       <w:br/>
     </w:r>

--- a/tillsyn/A 58997-2025 tillsynsbegäran.docx
+++ b/tillsyn/A 58997-2025 tillsynsbegäran.docx
@@ -539,7 +539,7 @@
     <w:r>
       <w:tab/>
       <w:tab/>
-      <w:t>2026-01-07</w:t>
+      <w:t>2026-01-08</w:t>
       <w:br/>
       <w:br/>
     </w:r>

--- a/tillsyn/A 58997-2025 tillsynsbegäran.docx
+++ b/tillsyn/A 58997-2025 tillsynsbegäran.docx
@@ -539,7 +539,7 @@
     <w:r>
       <w:tab/>
       <w:tab/>
-      <w:t>2026-01-08</w:t>
+      <w:t>2026-01-09</w:t>
       <w:br/>
       <w:br/>
     </w:r>

--- a/tillsyn/A 58997-2025 tillsynsbegäran.docx
+++ b/tillsyn/A 58997-2025 tillsynsbegäran.docx
@@ -539,7 +539,7 @@
     <w:r>
       <w:tab/>
       <w:tab/>
-      <w:t>2026-01-09</w:t>
+      <w:t>2026-01-10</w:t>
       <w:br/>
       <w:br/>
     </w:r>

--- a/tillsyn/A 58997-2025 tillsynsbegäran.docx
+++ b/tillsyn/A 58997-2025 tillsynsbegäran.docx
@@ -539,7 +539,7 @@
     <w:r>
       <w:tab/>
       <w:tab/>
-      <w:t>2026-01-10</w:t>
+      <w:t>2026-01-11</w:t>
       <w:br/>
       <w:br/>
     </w:r>

--- a/tillsyn/A 58997-2025 tillsynsbegäran.docx
+++ b/tillsyn/A 58997-2025 tillsynsbegäran.docx
@@ -539,7 +539,7 @@
     <w:r>
       <w:tab/>
       <w:tab/>
-      <w:t>2026-01-11</w:t>
+      <w:t>2026-01-12</w:t>
       <w:br/>
       <w:br/>
     </w:r>

--- a/tillsyn/A 58997-2025 tillsynsbegäran.docx
+++ b/tillsyn/A 58997-2025 tillsynsbegäran.docx
@@ -539,7 +539,7 @@
     <w:r>
       <w:tab/>
       <w:tab/>
-      <w:t>2026-01-12</w:t>
+      <w:t>2026-01-13</w:t>
       <w:br/>
       <w:br/>
     </w:r>

--- a/tillsyn/A 58997-2025 tillsynsbegäran.docx
+++ b/tillsyn/A 58997-2025 tillsynsbegäran.docx
@@ -539,7 +539,7 @@
     <w:r>
       <w:tab/>
       <w:tab/>
-      <w:t>2026-01-13</w:t>
+      <w:t>2026-01-14</w:t>
       <w:br/>
       <w:br/>
     </w:r>

--- a/tillsyn/A 58997-2025 tillsynsbegäran.docx
+++ b/tillsyn/A 58997-2025 tillsynsbegäran.docx
@@ -539,7 +539,7 @@
     <w:r>
       <w:tab/>
       <w:tab/>
-      <w:t>2026-01-14</w:t>
+      <w:t>2026-01-15</w:t>
       <w:br/>
       <w:br/>
     </w:r>

--- a/tillsyn/A 58997-2025 tillsynsbegäran.docx
+++ b/tillsyn/A 58997-2025 tillsynsbegäran.docx
@@ -539,7 +539,7 @@
     <w:r>
       <w:tab/>
       <w:tab/>
-      <w:t>2026-01-15</w:t>
+      <w:t>2026-01-16</w:t>
       <w:br/>
       <w:br/>
     </w:r>

--- a/tillsyn/A 58997-2025 tillsynsbegäran.docx
+++ b/tillsyn/A 58997-2025 tillsynsbegäran.docx
@@ -539,7 +539,7 @@
     <w:r>
       <w:tab/>
       <w:tab/>
-      <w:t>2026-01-16</w:t>
+      <w:t>2026-01-17</w:t>
       <w:br/>
       <w:br/>
     </w:r>

--- a/tillsyn/A 58997-2025 tillsynsbegäran.docx
+++ b/tillsyn/A 58997-2025 tillsynsbegäran.docx
@@ -539,7 +539,7 @@
     <w:r>
       <w:tab/>
       <w:tab/>
-      <w:t>2026-01-17</w:t>
+      <w:t>2026-01-18</w:t>
       <w:br/>
       <w:br/>
     </w:r>

--- a/tillsyn/A 58997-2025 tillsynsbegäran.docx
+++ b/tillsyn/A 58997-2025 tillsynsbegäran.docx
@@ -539,7 +539,7 @@
     <w:r>
       <w:tab/>
       <w:tab/>
-      <w:t>2026-01-18</w:t>
+      <w:t>2026-01-19</w:t>
       <w:br/>
       <w:br/>
     </w:r>

--- a/tillsyn/A 58997-2025 tillsynsbegäran.docx
+++ b/tillsyn/A 58997-2025 tillsynsbegäran.docx
@@ -539,7 +539,7 @@
     <w:r>
       <w:tab/>
       <w:tab/>
-      <w:t>2026-01-19</w:t>
+      <w:t>2026-01-20</w:t>
       <w:br/>
       <w:br/>
     </w:r>

--- a/tillsyn/A 58997-2025 tillsynsbegäran.docx
+++ b/tillsyn/A 58997-2025 tillsynsbegäran.docx
@@ -539,7 +539,7 @@
     <w:r>
       <w:tab/>
       <w:tab/>
-      <w:t>2026-01-20</w:t>
+      <w:t>2026-01-21</w:t>
       <w:br/>
       <w:br/>
     </w:r>

--- a/tillsyn/A 58997-2025 tillsynsbegäran.docx
+++ b/tillsyn/A 58997-2025 tillsynsbegäran.docx
@@ -539,7 +539,7 @@
     <w:r>
       <w:tab/>
       <w:tab/>
-      <w:t>2026-01-21</w:t>
+      <w:t>2026-01-23</w:t>
       <w:br/>
       <w:br/>
     </w:r>

--- a/tillsyn/A 58997-2025 tillsynsbegäran.docx
+++ b/tillsyn/A 58997-2025 tillsynsbegäran.docx
@@ -539,7 +539,7 @@
     <w:r>
       <w:tab/>
       <w:tab/>
-      <w:t>2026-01-23</w:t>
+      <w:t>2026-01-24</w:t>
       <w:br/>
       <w:br/>
     </w:r>

--- a/tillsyn/A 58997-2025 tillsynsbegäran.docx
+++ b/tillsyn/A 58997-2025 tillsynsbegäran.docx
@@ -539,7 +539,7 @@
     <w:r>
       <w:tab/>
       <w:tab/>
-      <w:t>2026-01-24</w:t>
+      <w:t>2026-01-25</w:t>
       <w:br/>
       <w:br/>
     </w:r>

--- a/tillsyn/A 58997-2025 tillsynsbegäran.docx
+++ b/tillsyn/A 58997-2025 tillsynsbegäran.docx
@@ -539,7 +539,7 @@
     <w:r>
       <w:tab/>
       <w:tab/>
-      <w:t>2026-01-25</w:t>
+      <w:t>2026-01-26</w:t>
       <w:br/>
       <w:br/>
     </w:r>

--- a/tillsyn/A 58997-2025 tillsynsbegäran.docx
+++ b/tillsyn/A 58997-2025 tillsynsbegäran.docx
@@ -539,7 +539,7 @@
     <w:r>
       <w:tab/>
       <w:tab/>
-      <w:t>2026-01-26</w:t>
+      <w:t>2026-01-27</w:t>
       <w:br/>
       <w:br/>
     </w:r>

--- a/tillsyn/A 58997-2025 tillsynsbegäran.docx
+++ b/tillsyn/A 58997-2025 tillsynsbegäran.docx
@@ -539,7 +539,7 @@
     <w:r>
       <w:tab/>
       <w:tab/>
-      <w:t>2026-01-27</w:t>
+      <w:t>2026-01-28</w:t>
       <w:br/>
       <w:br/>
     </w:r>

--- a/tillsyn/A 58997-2025 tillsynsbegäran.docx
+++ b/tillsyn/A 58997-2025 tillsynsbegäran.docx
@@ -95,10 +95,48 @@
         <w:rPr>
           <w:b/>
         </w:rPr>
+        <w:t>Dropptaggsvamp</w:t>
+      </w:r>
+      <w:r>
+        <w:t xml:space="preserve"> bildar mykorrhiza med tall, huvudsakligen i äldre skog. Total population i landet bedöms ha minskat och fortsatt minska på grund av slutavverkningar och förhöja kvävenivåer i marken som en följd av skogsgödsling. Dropptaggsvamp är typisk art för </w:t>
+      </w:r>
+      <w:r>
+        <w:rPr>
+          <w:i/>
+        </w:rPr>
+        <w:t xml:space="preserve">9010 Taiga </w:t>
+      </w:r>
+      <w:r>
+        <w:t>(SLU Artdatabanken, 2025).</w:t>
+      </w:r>
+    </w:p>
+    <w:p>
+      <w:r>
+        <w:rPr>
+          <w:b/>
+        </w:rPr>
         <w:t xml:space="preserve">Tallticka (NT) </w:t>
       </w:r>
       <w:r>
-        <w:t>uppträder först på tallar som är 100–150 år gamla men är vanligast på träd som är runt 150–200 år eller äldre. I skogslandskapet är den främst knuten till tallnaturskogar och restbiotoper med biologiskt gamla träd och signalerar vanligtvis skyddsvärda tallbestånd med höga naturvärden (SLU Artdatabanken, 2023; Nitare &amp; Skogsstyrelsen, 2019).</w:t>
+        <w:t xml:space="preserve">uppträder först på tallar som är 100–150 år gamla men är vanligast på träd som är runt 150–200 år eller äldre. I skogslandskapet är den främst knuten till tallnaturskogar och restbiotoper med biologiskt gamla träd och signalerar vanligtvis skyddsvärda tallbestånd med höga naturvärden. Tallticka är typisk art för </w:t>
+      </w:r>
+      <w:r>
+        <w:rPr>
+          <w:i/>
+        </w:rPr>
+        <w:t xml:space="preserve">9010 Taiga </w:t>
+      </w:r>
+      <w:r>
+        <w:t xml:space="preserve">och </w:t>
+      </w:r>
+      <w:r>
+        <w:rPr>
+          <w:i/>
+        </w:rPr>
+        <w:t>9060 Åsbarrskog</w:t>
+      </w:r>
+      <w:r>
+        <w:t xml:space="preserve"> (SLU Artdatabanken, 2023; Nitare &amp; Skogsstyrelsen, 2019).</w:t>
       </w:r>
     </w:p>
     <w:p>
@@ -122,7 +160,25 @@
         <w:t>Knärot (VU, §8)</w:t>
       </w:r>
       <w:r>
-        <w:t xml:space="preserve"> är rödlistad som sårbar och fridlyst enligt 8§ artskyddsförordningen. En nyligen genomförd analys av 79 floraväktarlokaler indikerar att det behövs någonstans mellan 100 och 150 meters skyddszon för att en knärotspopulation inte ska dö ut på lång sikt (Sebestyén &amp; Sundberg, 2025). Detta ligger väl i linje med tidigare genomförda studier som visar att det krävs väl tilltagna buffertzoner för att knäroten inte ska ta skada av skogsbruksåtgärder i intilliggande skog (Johnson, 2014; Koelmeijer m.fl., 2022; Skogsstyrelsen, 2022). Arten är även känslig för gallring vilket framgår av Skogsstyrelsens egen vägledning för hänsyn till knärot (Skogsstyrelsen, 2022). För rika förekomster av knärot är reservatsbildning eller biotopskydd lämpliga åtgärder för att skydda den. På knärot kan den sällsynta rostsvampen </w:t>
+        <w:t xml:space="preserve"> är typisk art för </w:t>
+      </w:r>
+      <w:r>
+        <w:rPr>
+          <w:i/>
+        </w:rPr>
+        <w:t xml:space="preserve">9010 Taiga </w:t>
+      </w:r>
+      <w:r>
+        <w:t>och</w:t>
+      </w:r>
+      <w:r>
+        <w:rPr>
+          <w:i/>
+        </w:rPr>
+        <w:t xml:space="preserve"> 9050 Näringsrik granskog</w:t>
+      </w:r>
+      <w:r>
+        <w:t xml:space="preserve">, rödlistad som sårbar och fridlyst enligt 8§ artskyddsförordningen. En nyligen genomförd analys av 79 floraväktarlokaler indikerar att det behövs någonstans mellan 100 och 150 meters skyddszon för att en knärotspopulation inte ska dö ut på lång sikt (Sebestyén &amp; Sundberg, 2025). Detta ligger väl i linje med tidigare genomförda studier som visar att det krävs väl tilltagna buffertzoner för att knäroten inte ska ta skada av skogsbruksåtgärder i intilliggande skog (Johnson, 2014; Koelmeijer m.fl., 2022; Skogsstyrelsen, 2022). Arten är även känslig för gallring vilket framgår av Skogsstyrelsens egen vägledning för hänsyn till knärot (Skogsstyrelsen, 2022). För rika förekomster av knärot är reservatsbildning eller biotopskydd lämpliga åtgärder för att skydda den. På knärot kan den sällsynta rostsvampen </w:t>
       </w:r>
       <w:r>
         <w:rPr>
@@ -228,7 +284,25 @@
     </w:p>
     <w:p>
       <w:r>
-        <w:t>Knärot är fridlyst enligt 8 och 15 §§ artskyddsförordningen och klassad som sårbar (VU) enligt rödlistan 2020. Knärot är beroende av hög och jämn luftfuktighet i gamla, ostörda skogsmiljöer och är känslig för snabba förändringar av ljus-/vindförhållanden eller uttorkning. På grund av ett alltför intensivt skogsbruk har den minskat med 40 (25–50) % under de senaste 60 åren och i framtiden bedöms minskningstakten uppgå till 30 (20–40) %. Till följd av att arten har en dokumenterat högre minskningstakt i förhållande till sin generationstid än vad som tidigare varit känt (data från Riksskogstaxeringen) höjdes den till hotkategori sårbar (VU) i rödlistan 2020 (SLU Artdatabanken, 2024).</w:t>
+        <w:t xml:space="preserve">Knärot är typisk art för </w:t>
+      </w:r>
+      <w:r>
+        <w:rPr>
+          <w:i/>
+        </w:rPr>
+        <w:t xml:space="preserve">9010 Taiga </w:t>
+      </w:r>
+      <w:r>
+        <w:t>och</w:t>
+      </w:r>
+      <w:r>
+        <w:rPr>
+          <w:i/>
+        </w:rPr>
+        <w:t xml:space="preserve"> 9050 Näringsrik granskog</w:t>
+      </w:r>
+      <w:r>
+        <w:t>, fridlyst enligt 8 och 15 §§ artskyddsförordningen och klassad som sårbar (VU) enligt rödlistan 2020. Knärot är beroende av hög och jämn luftfuktighet i gamla, ostörda skogsmiljöer och är känslig för snabba förändringar av ljus-/vindförhållanden eller uttorkning. På grund av ett alltför intensivt skogsbruk har den minskat med 40 (25–50) % under de senaste 60 åren och i framtiden bedöms minskningstakten uppgå till 30 (20–40) %. Till följd av att arten har en dokumenterat högre minskningstakt i förhållande till sin generationstid än vad som tidigare varit känt (data från Riksskogstaxeringen) höjdes den till hotkategori sårbar (VU) i rödlistan 2020 (SLU Artdatabanken, 2024).</w:t>
       </w:r>
     </w:p>
     <w:p>
@@ -539,7 +613,7 @@
     <w:r>
       <w:tab/>
       <w:tab/>
-      <w:t>2026-01-28</w:t>
+      <w:t>2026-01-29</w:t>
       <w:br/>
       <w:br/>
     </w:r>

--- a/tillsyn/A 58997-2025 tillsynsbegäran.docx
+++ b/tillsyn/A 58997-2025 tillsynsbegäran.docx
@@ -613,7 +613,7 @@
     <w:r>
       <w:tab/>
       <w:tab/>
-      <w:t>2026-01-29</w:t>
+      <w:t>2026-01-30</w:t>
       <w:br/>
       <w:br/>
     </w:r>

--- a/tillsyn/A 58997-2025 tillsynsbegäran.docx
+++ b/tillsyn/A 58997-2025 tillsynsbegäran.docx
@@ -613,7 +613,7 @@
     <w:r>
       <w:tab/>
       <w:tab/>
-      <w:t>2026-01-30</w:t>
+      <w:t>2026-01-31</w:t>
       <w:br/>
       <w:br/>
     </w:r>

--- a/tillsyn/A 58997-2025 tillsynsbegäran.docx
+++ b/tillsyn/A 58997-2025 tillsynsbegäran.docx
@@ -613,7 +613,7 @@
     <w:r>
       <w:tab/>
       <w:tab/>
-      <w:t>2026-03-01</w:t>
+      <w:t>2026-03-02</w:t>
       <w:br/>
       <w:br/>
     </w:r>

--- a/tillsyn/A 58997-2025 tillsynsbegäran.docx
+++ b/tillsyn/A 58997-2025 tillsynsbegäran.docx
@@ -88,6 +88,17 @@
       </w:pPr>
       <w:r>
         <w:t>Figur 1. Fyndplatser för naturvårdsarter i det avverkningsanmälda området (röd linje). Markörer utan svart kant är placerade på fyndplatsen. Markörer med svart kant är placerade vid sidan av fyndplatsen och har ett svart streck som visar fyndplatsens exakta position. Kartans mittpunktskoordinat är N 6398416, E 557695 i SWEREF 99 TM.</w:t>
+      </w:r>
+    </w:p>
+    <w:p>
+      <w:r>
+        <w:rPr>
+          <w:b/>
+        </w:rPr>
+        <w:t xml:space="preserve">Brandticka </w:t>
+      </w:r>
+      <w:r>
+        <w:t>förekommer främst i olikåldrig fuktig granskog med mycket död ved, ofta i kärrkanter eller vid bäckar på lokaler med hög luftfuktighet. Växer huvudsakligen på grova granlågor, någon enstaka gång på tall, asp eller björk, och verkar knuten till ved som först rötats av klibbticka. Arten var tidigare rödlistad men en sentida ökning, bland annat i barkborreangripna granplanteringar i sydligaste Skandinavien har förändrat hotbilden. Populationen i landet kan påverkas negativt av kalavverkning och ett skogsbruk som innebär att mängden grova granlågor minskar. Även dikning och gallring som leder till ett torrare mikroklimat på växtplatserna kan ha negativ inverkan. För att säkerställa en gynnsam bevarandestatus på sikt bör områdesskydd av artens livsmiljöer upprättas på ett sätt som tryggar livskraftiga populationer på landskapsnivå. Vid skogsbruk bör grov död ved och skyddszoner vid kärr och vattendrag lämnas, och träd tillåtas åldras och dö på ett sätt som skapar kontinuerlig tillgång på livsmiljöer (SLU Artdatabanken, 2025).</w:t>
       </w:r>
     </w:p>
     <w:p>
@@ -613,7 +624,7 @@
     <w:r>
       <w:tab/>
       <w:tab/>
-      <w:t>2026-03-02</w:t>
+      <w:t>2026-03-03</w:t>
       <w:br/>
       <w:br/>
     </w:r>

--- a/tillsyn/A 58997-2025 tillsynsbegäran.docx
+++ b/tillsyn/A 58997-2025 tillsynsbegäran.docx
@@ -624,7 +624,7 @@
     <w:r>
       <w:tab/>
       <w:tab/>
-      <w:t>2026-03-03</w:t>
+      <w:t>2026-03-04</w:t>
       <w:br/>
       <w:br/>
     </w:r>

--- a/tillsyn/A 58997-2025 tillsynsbegäran.docx
+++ b/tillsyn/A 58997-2025 tillsynsbegäran.docx
@@ -624,7 +624,7 @@
     <w:r>
       <w:tab/>
       <w:tab/>
-      <w:t>2026-03-04</w:t>
+      <w:t>2026-03-05</w:t>
       <w:br/>
       <w:br/>
     </w:r>

--- a/tillsyn/A 58997-2025 tillsynsbegäran.docx
+++ b/tillsyn/A 58997-2025 tillsynsbegäran.docx
@@ -624,7 +624,7 @@
     <w:r>
       <w:tab/>
       <w:tab/>
-      <w:t>2026-03-05</w:t>
+      <w:t>2026-03-06</w:t>
       <w:br/>
       <w:br/>
     </w:r>

--- a/tillsyn/A 58997-2025 tillsynsbegäran.docx
+++ b/tillsyn/A 58997-2025 tillsynsbegäran.docx
@@ -624,7 +624,7 @@
     <w:r>
       <w:tab/>
       <w:tab/>
-      <w:t>2026-03-06</w:t>
+      <w:t>2026-03-07</w:t>
       <w:br/>
       <w:br/>
     </w:r>

--- a/tillsyn/A 58997-2025 tillsynsbegäran.docx
+++ b/tillsyn/A 58997-2025 tillsynsbegäran.docx
@@ -624,7 +624,7 @@
     <w:r>
       <w:tab/>
       <w:tab/>
-      <w:t>2026-03-07</w:t>
+      <w:t>2026-03-08</w:t>
       <w:br/>
       <w:br/>
     </w:r>

--- a/tillsyn/A 58997-2025 tillsynsbegäran.docx
+++ b/tillsyn/A 58997-2025 tillsynsbegäran.docx
@@ -624,7 +624,7 @@
     <w:r>
       <w:tab/>
       <w:tab/>
-      <w:t>2026-03-08</w:t>
+      <w:t>2026-03-09</w:t>
       <w:br/>
       <w:br/>
     </w:r>

--- a/tillsyn/A 58997-2025 tillsynsbegäran.docx
+++ b/tillsyn/A 58997-2025 tillsynsbegäran.docx
@@ -624,7 +624,7 @@
     <w:r>
       <w:tab/>
       <w:tab/>
-      <w:t>2026-03-09</w:t>
+      <w:t>2026-03-10</w:t>
       <w:br/>
       <w:br/>
     </w:r>

--- a/tillsyn/A 58997-2025 tillsynsbegäran.docx
+++ b/tillsyn/A 58997-2025 tillsynsbegäran.docx
@@ -624,7 +624,7 @@
     <w:r>
       <w:tab/>
       <w:tab/>
-      <w:t>2026-03-10</w:t>
+      <w:t>2026-03-11</w:t>
       <w:br/>
       <w:br/>
     </w:r>

--- a/tillsyn/A 58997-2025 tillsynsbegäran.docx
+++ b/tillsyn/A 58997-2025 tillsynsbegäran.docx
@@ -624,7 +624,7 @@
     <w:r>
       <w:tab/>
       <w:tab/>
-      <w:t>2026-03-11</w:t>
+      <w:t>2026-03-12</w:t>
       <w:br/>
       <w:br/>
     </w:r>

--- a/tillsyn/A 58997-2025 tillsynsbegäran.docx
+++ b/tillsyn/A 58997-2025 tillsynsbegäran.docx
@@ -624,7 +624,7 @@
     <w:r>
       <w:tab/>
       <w:tab/>
-      <w:t>2026-03-12</w:t>
+      <w:t>2026-03-13</w:t>
       <w:br/>
       <w:br/>
     </w:r>

--- a/tillsyn/A 58997-2025 tillsynsbegäran.docx
+++ b/tillsyn/A 58997-2025 tillsynsbegäran.docx
@@ -624,7 +624,7 @@
     <w:r>
       <w:tab/>
       <w:tab/>
-      <w:t>2026-03-13</w:t>
+      <w:t>2026-03-16</w:t>
       <w:br/>
       <w:br/>
     </w:r>

--- a/tillsyn/A 58997-2025 tillsynsbegäran.docx
+++ b/tillsyn/A 58997-2025 tillsynsbegäran.docx
@@ -624,7 +624,7 @@
     <w:r>
       <w:tab/>
       <w:tab/>
-      <w:t>2026-03-16</w:t>
+      <w:t>2026-03-17</w:t>
       <w:br/>
       <w:br/>
     </w:r>

--- a/tillsyn/A 58997-2025 tillsynsbegäran.docx
+++ b/tillsyn/A 58997-2025 tillsynsbegäran.docx
@@ -624,7 +624,7 @@
     <w:r>
       <w:tab/>
       <w:tab/>
-      <w:t>2026-03-17</w:t>
+      <w:t>2026-03-18</w:t>
       <w:br/>
       <w:br/>
     </w:r>

--- a/tillsyn/A 58997-2025 tillsynsbegäran.docx
+++ b/tillsyn/A 58997-2025 tillsynsbegäran.docx
@@ -624,7 +624,7 @@
     <w:r>
       <w:tab/>
       <w:tab/>
-      <w:t>2026-03-18</w:t>
+      <w:t>2026-03-19</w:t>
       <w:br/>
       <w:br/>
     </w:r>

--- a/tillsyn/A 58997-2025 tillsynsbegäran.docx
+++ b/tillsyn/A 58997-2025 tillsynsbegäran.docx
@@ -624,7 +624,7 @@
     <w:r>
       <w:tab/>
       <w:tab/>
-      <w:t>2026-03-19</w:t>
+      <w:t>2026-03-20</w:t>
       <w:br/>
       <w:br/>
     </w:r>

--- a/tillsyn/A 58997-2025 tillsynsbegäran.docx
+++ b/tillsyn/A 58997-2025 tillsynsbegäran.docx
@@ -624,7 +624,7 @@
     <w:r>
       <w:tab/>
       <w:tab/>
-      <w:t>2026-03-20</w:t>
+      <w:t>2026-03-21</w:t>
       <w:br/>
       <w:br/>
     </w:r>

--- a/tillsyn/A 58997-2025 tillsynsbegäran.docx
+++ b/tillsyn/A 58997-2025 tillsynsbegäran.docx
@@ -624,7 +624,7 @@
     <w:r>
       <w:tab/>
       <w:tab/>
-      <w:t>2026-03-21</w:t>
+      <w:t>2026-03-22</w:t>
       <w:br/>
       <w:br/>
     </w:r>

--- a/tillsyn/A 58997-2025 tillsynsbegäran.docx
+++ b/tillsyn/A 58997-2025 tillsynsbegäran.docx
@@ -624,7 +624,7 @@
     <w:r>
       <w:tab/>
       <w:tab/>
-      <w:t>2026-03-22</w:t>
+      <w:t>2026-03-23</w:t>
       <w:br/>
       <w:br/>
     </w:r>

--- a/tillsyn/A 58997-2025 tillsynsbegäran.docx
+++ b/tillsyn/A 58997-2025 tillsynsbegäran.docx
@@ -624,7 +624,7 @@
     <w:r>
       <w:tab/>
       <w:tab/>
-      <w:t>2026-03-23</w:t>
+      <w:t>2026-03-24</w:t>
       <w:br/>
       <w:br/>
     </w:r>

--- a/tillsyn/A 58997-2025 tillsynsbegäran.docx
+++ b/tillsyn/A 58997-2025 tillsynsbegäran.docx
@@ -624,7 +624,7 @@
     <w:r>
       <w:tab/>
       <w:tab/>
-      <w:t>2026-03-24</w:t>
+      <w:t>2026-03-25</w:t>
       <w:br/>
       <w:br/>
     </w:r>

--- a/tillsyn/A 58997-2025 tillsynsbegäran.docx
+++ b/tillsyn/A 58997-2025 tillsynsbegäran.docx
@@ -624,7 +624,7 @@
     <w:r>
       <w:tab/>
       <w:tab/>
-      <w:t>2026-03-25</w:t>
+      <w:t>2026-03-26</w:t>
       <w:br/>
       <w:br/>
     </w:r>

--- a/tillsyn/A 58997-2025 tillsynsbegäran.docx
+++ b/tillsyn/A 58997-2025 tillsynsbegäran.docx
@@ -624,7 +624,7 @@
     <w:r>
       <w:tab/>
       <w:tab/>
-      <w:t>2026-03-26</w:t>
+      <w:t>2026-03-27</w:t>
       <w:br/>
       <w:br/>
     </w:r>

--- a/tillsyn/A 58997-2025 tillsynsbegäran.docx
+++ b/tillsyn/A 58997-2025 tillsynsbegäran.docx
@@ -624,7 +624,7 @@
     <w:r>
       <w:tab/>
       <w:tab/>
-      <w:t>2026-03-27</w:t>
+      <w:t>2026-03-28</w:t>
       <w:br/>
       <w:br/>
     </w:r>

--- a/tillsyn/A 58997-2025 tillsynsbegäran.docx
+++ b/tillsyn/A 58997-2025 tillsynsbegäran.docx
@@ -624,7 +624,7 @@
     <w:r>
       <w:tab/>
       <w:tab/>
-      <w:t>2026-03-28</w:t>
+      <w:t>2026-03-29</w:t>
       <w:br/>
       <w:br/>
     </w:r>

--- a/tillsyn/A 58997-2025 tillsynsbegäran.docx
+++ b/tillsyn/A 58997-2025 tillsynsbegäran.docx
@@ -624,7 +624,7 @@
     <w:r>
       <w:tab/>
       <w:tab/>
-      <w:t>2026-04-14</w:t>
+      <w:t>2026-04-15</w:t>
       <w:br/>
       <w:br/>
     </w:r>
